--- a/Project_proposal.docx
+++ b/Project_proposal.docx
@@ -982,7 +982,7 @@
                 <w:noProof/>
                 <w:sz w:val="28"/>
               </w:rPr>
-              <w:t>4</w:t>
+              <w:t>5</w:t>
             </w:r>
             <w:r>
               <w:rPr>
@@ -1198,7 +1198,7 @@
                 <w:noProof/>
                 <w:sz w:val="28"/>
               </w:rPr>
-              <w:t>5</w:t>
+              <w:t>6</w:t>
             </w:r>
             <w:r>
               <w:rPr>
@@ -1270,7 +1270,7 @@
                 <w:noProof/>
                 <w:sz w:val="28"/>
               </w:rPr>
-              <w:t>5</w:t>
+              <w:t>6</w:t>
             </w:r>
             <w:r>
               <w:rPr>
@@ -1342,7 +1342,7 @@
                 <w:noProof/>
                 <w:sz w:val="28"/>
               </w:rPr>
-              <w:t>6</w:t>
+              <w:t>7</w:t>
             </w:r>
             <w:r>
               <w:rPr>
@@ -1414,7 +1414,7 @@
                 <w:noProof/>
                 <w:sz w:val="28"/>
               </w:rPr>
-              <w:t>6</w:t>
+              <w:t>8</w:t>
             </w:r>
             <w:r>
               <w:rPr>
@@ -1486,7 +1486,7 @@
                 <w:noProof/>
                 <w:sz w:val="28"/>
               </w:rPr>
-              <w:t>6</w:t>
+              <w:t>8</w:t>
             </w:r>
             <w:r>
               <w:rPr>
@@ -1558,7 +1558,7 @@
                 <w:noProof/>
                 <w:sz w:val="28"/>
               </w:rPr>
-              <w:t>7</w:t>
+              <w:t>9</w:t>
             </w:r>
             <w:r>
               <w:rPr>
@@ -1630,7 +1630,7 @@
                 <w:noProof/>
                 <w:sz w:val="28"/>
               </w:rPr>
-              <w:t>8</w:t>
+              <w:t>10</w:t>
             </w:r>
             <w:r>
               <w:rPr>
@@ -1702,7 +1702,7 @@
                 <w:noProof/>
                 <w:sz w:val="28"/>
               </w:rPr>
-              <w:t>8</w:t>
+              <w:t>10</w:t>
             </w:r>
             <w:r>
               <w:rPr>
@@ -1774,7 +1774,7 @@
                 <w:noProof/>
                 <w:sz w:val="28"/>
               </w:rPr>
-              <w:t>8</w:t>
+              <w:t>10</w:t>
             </w:r>
             <w:r>
               <w:rPr>
@@ -1846,7 +1846,7 @@
                 <w:noProof/>
                 <w:sz w:val="28"/>
               </w:rPr>
-              <w:t>9</w:t>
+              <w:t>11</w:t>
             </w:r>
             <w:r>
               <w:rPr>
@@ -1918,7 +1918,7 @@
                 <w:noProof/>
                 <w:sz w:val="28"/>
               </w:rPr>
-              <w:t>9</w:t>
+              <w:t>12</w:t>
             </w:r>
             <w:r>
               <w:rPr>
@@ -1990,7 +1990,7 @@
                 <w:noProof/>
                 <w:sz w:val="28"/>
               </w:rPr>
-              <w:t>9</w:t>
+              <w:t>12</w:t>
             </w:r>
             <w:r>
               <w:rPr>
@@ -2062,7 +2062,7 @@
                 <w:noProof/>
                 <w:sz w:val="28"/>
               </w:rPr>
-              <w:t>9</w:t>
+              <w:t>12</w:t>
             </w:r>
             <w:r>
               <w:rPr>
@@ -2134,7 +2134,7 @@
                 <w:noProof/>
                 <w:sz w:val="28"/>
               </w:rPr>
-              <w:t>9</w:t>
+              <w:t>12</w:t>
             </w:r>
             <w:r>
               <w:rPr>
@@ -2206,7 +2206,7 @@
                 <w:noProof/>
                 <w:sz w:val="28"/>
               </w:rPr>
-              <w:t>10</w:t>
+              <w:t>13</w:t>
             </w:r>
             <w:r>
               <w:rPr>
@@ -2278,7 +2278,7 @@
                 <w:noProof/>
                 <w:sz w:val="28"/>
               </w:rPr>
-              <w:t>10</w:t>
+              <w:t>13</w:t>
             </w:r>
             <w:r>
               <w:rPr>
@@ -2350,7 +2350,7 @@
                 <w:noProof/>
                 <w:sz w:val="28"/>
               </w:rPr>
-              <w:t>10</w:t>
+              <w:t>13</w:t>
             </w:r>
             <w:r>
               <w:rPr>
@@ -2422,7 +2422,7 @@
                 <w:noProof/>
                 <w:sz w:val="28"/>
               </w:rPr>
-              <w:t>10</w:t>
+              <w:t>13</w:t>
             </w:r>
             <w:r>
               <w:rPr>
@@ -2494,7 +2494,7 @@
                 <w:noProof/>
                 <w:sz w:val="28"/>
               </w:rPr>
-              <w:t>11</w:t>
+              <w:t>14</w:t>
             </w:r>
             <w:r>
               <w:rPr>
@@ -2566,7 +2566,7 @@
                 <w:noProof/>
                 <w:sz w:val="28"/>
               </w:rPr>
-              <w:t>11</w:t>
+              <w:t>14</w:t>
             </w:r>
             <w:r>
               <w:rPr>
@@ -2638,7 +2638,7 @@
                 <w:noProof/>
                 <w:sz w:val="28"/>
               </w:rPr>
-              <w:t>11</w:t>
+              <w:t>14</w:t>
             </w:r>
             <w:r>
               <w:rPr>
@@ -2710,7 +2710,7 @@
                 <w:noProof/>
                 <w:sz w:val="28"/>
               </w:rPr>
-              <w:t>12</w:t>
+              <w:t>15</w:t>
             </w:r>
             <w:r>
               <w:rPr>
@@ -2782,7 +2782,7 @@
                 <w:noProof/>
                 <w:sz w:val="28"/>
               </w:rPr>
-              <w:t>12</w:t>
+              <w:t>15</w:t>
             </w:r>
             <w:r>
               <w:rPr>
@@ -2854,7 +2854,7 @@
                 <w:noProof/>
                 <w:sz w:val="28"/>
               </w:rPr>
-              <w:t>12</w:t>
+              <w:t>15</w:t>
             </w:r>
             <w:r>
               <w:rPr>
@@ -2926,7 +2926,7 @@
                 <w:noProof/>
                 <w:sz w:val="28"/>
               </w:rPr>
-              <w:t>12</w:t>
+              <w:t>15</w:t>
             </w:r>
             <w:r>
               <w:rPr>
@@ -2998,7 +2998,7 @@
                 <w:noProof/>
                 <w:sz w:val="28"/>
               </w:rPr>
-              <w:t>12</w:t>
+              <w:t>16</w:t>
             </w:r>
             <w:r>
               <w:rPr>
@@ -3070,7 +3070,7 @@
                 <w:noProof/>
                 <w:sz w:val="28"/>
               </w:rPr>
-              <w:t>12</w:t>
+              <w:t>16</w:t>
             </w:r>
             <w:r>
               <w:rPr>
@@ -3142,7 +3142,7 @@
                 <w:noProof/>
                 <w:sz w:val="28"/>
               </w:rPr>
-              <w:t>13</w:t>
+              <w:t>16</w:t>
             </w:r>
             <w:r>
               <w:rPr>
@@ -3214,7 +3214,7 @@
                 <w:noProof/>
                 <w:sz w:val="28"/>
               </w:rPr>
-              <w:t>13</w:t>
+              <w:t>16</w:t>
             </w:r>
             <w:r>
               <w:rPr>
@@ -3286,7 +3286,7 @@
                 <w:noProof/>
                 <w:sz w:val="28"/>
               </w:rPr>
-              <w:t>13</w:t>
+              <w:t>17</w:t>
             </w:r>
             <w:r>
               <w:rPr>
@@ -3358,7 +3358,7 @@
                 <w:noProof/>
                 <w:sz w:val="28"/>
               </w:rPr>
-              <w:t>13</w:t>
+              <w:t>17</w:t>
             </w:r>
             <w:r>
               <w:rPr>
@@ -3430,7 +3430,7 @@
                 <w:noProof/>
                 <w:sz w:val="28"/>
               </w:rPr>
-              <w:t>13</w:t>
+              <w:t>17</w:t>
             </w:r>
             <w:r>
               <w:rPr>
@@ -3502,7 +3502,7 @@
                 <w:noProof/>
                 <w:sz w:val="28"/>
               </w:rPr>
-              <w:t>13</w:t>
+              <w:t>17</w:t>
             </w:r>
             <w:r>
               <w:rPr>
@@ -3574,7 +3574,7 @@
                 <w:noProof/>
                 <w:sz w:val="28"/>
               </w:rPr>
-              <w:t>13</w:t>
+              <w:t>17</w:t>
             </w:r>
             <w:r>
               <w:rPr>
@@ -3646,7 +3646,7 @@
                 <w:noProof/>
                 <w:sz w:val="28"/>
               </w:rPr>
-              <w:t>14</w:t>
+              <w:t>17</w:t>
             </w:r>
             <w:r>
               <w:rPr>
@@ -3718,7 +3718,7 @@
                 <w:noProof/>
                 <w:sz w:val="28"/>
               </w:rPr>
-              <w:t>14</w:t>
+              <w:t>18</w:t>
             </w:r>
             <w:r>
               <w:rPr>
@@ -3790,7 +3790,7 @@
                 <w:noProof/>
                 <w:sz w:val="28"/>
               </w:rPr>
-              <w:t>15</w:t>
+              <w:t>19</w:t>
             </w:r>
             <w:r>
               <w:rPr>
@@ -3862,7 +3862,7 @@
                 <w:noProof/>
                 <w:sz w:val="28"/>
               </w:rPr>
-              <w:t>15</w:t>
+              <w:t>19</w:t>
             </w:r>
             <w:r>
               <w:rPr>
@@ -3934,7 +3934,7 @@
                 <w:noProof/>
                 <w:sz w:val="28"/>
               </w:rPr>
-              <w:t>15</w:t>
+              <w:t>19</w:t>
             </w:r>
             <w:r>
               <w:rPr>
@@ -4006,7 +4006,7 @@
                 <w:noProof/>
                 <w:sz w:val="28"/>
               </w:rPr>
-              <w:t>16</w:t>
+              <w:t>20</w:t>
             </w:r>
             <w:r>
               <w:rPr>
@@ -4078,7 +4078,7 @@
                 <w:noProof/>
                 <w:sz w:val="28"/>
               </w:rPr>
-              <w:t>16</w:t>
+              <w:t>21</w:t>
             </w:r>
             <w:r>
               <w:rPr>
@@ -4150,7 +4150,7 @@
                 <w:noProof/>
                 <w:sz w:val="28"/>
               </w:rPr>
-              <w:t>16</w:t>
+              <w:t>22</w:t>
             </w:r>
             <w:r>
               <w:rPr>
@@ -4222,7 +4222,7 @@
                 <w:noProof/>
                 <w:sz w:val="28"/>
               </w:rPr>
-              <w:t>17</w:t>
+              <w:t>22</w:t>
             </w:r>
             <w:r>
               <w:rPr>
@@ -4294,7 +4294,7 @@
                 <w:noProof/>
                 <w:sz w:val="28"/>
               </w:rPr>
-              <w:t>17</w:t>
+              <w:t>23</w:t>
             </w:r>
             <w:r>
               <w:rPr>
@@ -4366,7 +4366,7 @@
                 <w:noProof/>
                 <w:sz w:val="28"/>
               </w:rPr>
-              <w:t>18</w:t>
+              <w:t>23</w:t>
             </w:r>
             <w:r>
               <w:rPr>
@@ -4438,7 +4438,7 @@
                 <w:noProof/>
                 <w:sz w:val="28"/>
               </w:rPr>
-              <w:t>18</w:t>
+              <w:t>24</w:t>
             </w:r>
             <w:r>
               <w:rPr>
@@ -4510,7 +4510,7 @@
                 <w:noProof/>
                 <w:sz w:val="28"/>
               </w:rPr>
-              <w:t>19</w:t>
+              <w:t>24</w:t>
             </w:r>
             <w:r>
               <w:rPr>
@@ -4582,7 +4582,7 @@
                 <w:noProof/>
                 <w:sz w:val="28"/>
               </w:rPr>
-              <w:t>19</w:t>
+              <w:t>25</w:t>
             </w:r>
             <w:r>
               <w:rPr>
@@ -4654,7 +4654,7 @@
                 <w:noProof/>
                 <w:sz w:val="28"/>
               </w:rPr>
-              <w:t>20</w:t>
+              <w:t>26</w:t>
             </w:r>
             <w:r>
               <w:rPr>
@@ -4726,7 +4726,7 @@
                 <w:noProof/>
                 <w:sz w:val="28"/>
               </w:rPr>
-              <w:t>20</w:t>
+              <w:t>26</w:t>
             </w:r>
             <w:r>
               <w:rPr>
@@ -4798,7 +4798,7 @@
                 <w:noProof/>
                 <w:sz w:val="28"/>
               </w:rPr>
-              <w:t>20</w:t>
+              <w:t>26</w:t>
             </w:r>
             <w:r>
               <w:rPr>
@@ -4870,7 +4870,7 @@
                 <w:noProof/>
                 <w:sz w:val="28"/>
               </w:rPr>
-              <w:t>20</w:t>
+              <w:t>27</w:t>
             </w:r>
             <w:r>
               <w:rPr>
@@ -4942,7 +4942,7 @@
                 <w:noProof/>
                 <w:sz w:val="28"/>
               </w:rPr>
-              <w:t>21</w:t>
+              <w:t>27</w:t>
             </w:r>
             <w:r>
               <w:rPr>
@@ -26899,7 +26899,7 @@
           <w:rPr>
             <w:noProof/>
           </w:rPr>
-          <w:t>28</w:t>
+          <w:t>26</w:t>
         </w:r>
         <w:r>
           <w:rPr>
@@ -28069,7 +28069,7 @@
 </file>
 
 <file path=customXml/itemProps1.xml><?xml version="1.0" encoding="utf-8"?>
-<ds:datastoreItem xmlns:ds="http://schemas.openxmlformats.org/officeDocument/2006/customXml" ds:itemID="{809A16EB-695C-4B78-899A-62B5CA43BDBF}">
+<ds:datastoreItem xmlns:ds="http://schemas.openxmlformats.org/officeDocument/2006/customXml" ds:itemID="{DCFA8388-5545-4F39-8012-E7B889367172}">
   <ds:schemaRefs>
     <ds:schemaRef ds:uri="http://schemas.openxmlformats.org/officeDocument/2006/bibliography"/>
   </ds:schemaRefs>
